--- a/K25_CNTT1_Session03_[EX1].docx
+++ b/K25_CNTT1_Session03_[EX1].docx
@@ -414,10 +414,6 @@
     </w:p>
     <w:p>
       <w:pPr>
-        <w:numPr>
-          <w:ilvl w:val="0"/>
-          <w:numId w:val="12"/>
-        </w:numPr>
         <w:rPr>
           <w:rFonts w:ascii="Times New Roman" w:hAnsi="Times New Roman" w:cs="Times New Roman"/>
         </w:rPr>
@@ -439,10 +435,6 @@
     </w:p>
     <w:p>
       <w:pPr>
-        <w:numPr>
-          <w:ilvl w:val="1"/>
-          <w:numId w:val="12"/>
-        </w:numPr>
         <w:rPr>
           <w:rFonts w:ascii="Times New Roman" w:hAnsi="Times New Roman" w:cs="Times New Roman"/>
         </w:rPr>
@@ -464,10 +456,6 @@
     </w:p>
     <w:p>
       <w:pPr>
-        <w:numPr>
-          <w:ilvl w:val="2"/>
-          <w:numId w:val="12"/>
-        </w:numPr>
         <w:rPr>
           <w:rFonts w:ascii="Times New Roman" w:hAnsi="Times New Roman" w:cs="Times New Roman"/>
         </w:rPr>
@@ -546,10 +534,6 @@
     </w:p>
     <w:p>
       <w:pPr>
-        <w:numPr>
-          <w:ilvl w:val="2"/>
-          <w:numId w:val="12"/>
-        </w:numPr>
         <w:rPr>
           <w:rFonts w:ascii="Times New Roman" w:hAnsi="Times New Roman" w:cs="Times New Roman"/>
         </w:rPr>
@@ -3667,6 +3651,7 @@
   <w:style w:type="character" w:default="1" w:styleId="DefaultParagraphFont">
     <w:name w:val="Default Paragraph Font"/>
     <w:uiPriority w:val="1"/>
+    <w:semiHidden/>
     <w:unhideWhenUsed/>
   </w:style>
   <w:style w:type="table" w:default="1" w:styleId="TableNormal">
